--- a/SITP/DSA-Notes/M10c_Graphs_Advanced.docx
+++ b/SITP/DSA-Notes/M10c_Graphs_Advanced.docx
@@ -60,7 +60,7 @@
         </w:p>
       </w:sdtContent>
     </w:sdt>
-    <w:bookmarkStart w:id="45" w:name="module-10c-advanced-graphs"/>
+    <w:bookmarkStart w:id="50" w:name="module-10c-advanced-graphs"/>
     <w:p>
       <w:pPr>
         <w:pStyle w:val="Heading1"/>
@@ -172,7 +172,7 @@
         </w:pict>
       </w:r>
     </w:p>
-    <w:bookmarkStart w:id="14" w:name="c.1-strongly-connected-components-scc"/>
+    <w:bookmarkStart w:id="15" w:name="c.1-strongly-connected-components-scc"/>
     <w:p>
       <w:pPr>
         <w:pStyle w:val="Heading2"/>
@@ -495,12 +495,350 @@
       </w:r>
     </w:p>
     <w:bookmarkEnd w:id="12"/>
-    <w:bookmarkStart w:id="13" w:name="mcqs"/>
+    <w:bookmarkStart w:id="13" w:name="tarjan-vs-kosaraju-quick-comparison"/>
     <w:p>
       <w:pPr>
         <w:pStyle w:val="Heading3"/>
       </w:pPr>
       <w:r>
+        <w:t xml:space="preserve">Tarjan vs Kosaraju — quick comparison</w:t>
+      </w:r>
+    </w:p>
+    <w:tbl>
+      <w:tblPr>
+        <w:tblStyle w:val="Table"/>
+        <w:tblW w:type="pct" w:w="5000"/>
+        <w:tblLayout w:type="fixed"/>
+        <w:tblLook w:firstRow="1" w:lastRow="0" w:firstColumn="0" w:lastColumn="0" w:noHBand="0" w:noVBand="0" w:val="0020"/>
+      </w:tblPr>
+      <w:tblGrid>
+        <w:gridCol w:w="2640"/>
+        <w:gridCol w:w="2640"/>
+        <w:gridCol w:w="2640"/>
+      </w:tblGrid>
+      <w:tr>
+        <w:trPr>
+          <w:tblHeader w:val="on"/>
+        </w:trPr>
+        <w:tc>
+          <w:tcPr/>
+          <w:p>
+            <w:pPr>
+              <w:pStyle w:val="Compact"/>
+            </w:pPr>
+          </w:p>
+        </w:tc>
+        <w:tc>
+          <w:tcPr/>
+          <w:p>
+            <w:pPr>
+              <w:pStyle w:val="Compact"/>
+            </w:pPr>
+            <w:r>
+              <w:rPr>
+                <w:b/>
+                <w:bCs/>
+              </w:rPr>
+              <w:t xml:space="preserve">Kosaraju</w:t>
+            </w:r>
+          </w:p>
+        </w:tc>
+        <w:tc>
+          <w:tcPr/>
+          <w:p>
+            <w:pPr>
+              <w:pStyle w:val="Compact"/>
+            </w:pPr>
+            <w:r>
+              <w:rPr>
+                <w:b/>
+                <w:bCs/>
+              </w:rPr>
+              <w:t xml:space="preserve">Tarjan</w:t>
+            </w:r>
+          </w:p>
+        </w:tc>
+      </w:tr>
+      <w:tr>
+        <w:tc>
+          <w:tcPr/>
+          <w:p>
+            <w:pPr>
+              <w:pStyle w:val="Compact"/>
+            </w:pPr>
+            <w:r>
+              <w:t xml:space="preserve">DFS passes</w:t>
+            </w:r>
+          </w:p>
+        </w:tc>
+        <w:tc>
+          <w:tcPr/>
+          <w:p>
+            <w:pPr>
+              <w:pStyle w:val="Compact"/>
+            </w:pPr>
+            <w:r>
+              <w:rPr>
+                <w:b/>
+                <w:bCs/>
+              </w:rPr>
+              <w:t xml:space="preserve">two</w:t>
+            </w:r>
+            <w:r>
+              <w:t xml:space="preserve"> </w:t>
+            </w:r>
+            <w:r>
+              <w:t xml:space="preserve">(graph, then reversed graph)</w:t>
+            </w:r>
+          </w:p>
+        </w:tc>
+        <w:tc>
+          <w:tcPr/>
+          <w:p>
+            <w:pPr>
+              <w:pStyle w:val="Compact"/>
+            </w:pPr>
+            <w:r>
+              <w:rPr>
+                <w:b/>
+                <w:bCs/>
+              </w:rPr>
+              <w:t xml:space="preserve">one</w:t>
+            </w:r>
+          </w:p>
+        </w:tc>
+      </w:tr>
+      <w:tr>
+        <w:tc>
+          <w:tcPr/>
+          <w:p>
+            <w:pPr>
+              <w:pStyle w:val="Compact"/>
+            </w:pPr>
+            <w:r>
+              <w:t xml:space="preserve">Needs the reversed graph?</w:t>
+            </w:r>
+          </w:p>
+        </w:tc>
+        <w:tc>
+          <w:tcPr/>
+          <w:p>
+            <w:pPr>
+              <w:pStyle w:val="Compact"/>
+            </w:pPr>
+            <w:r>
+              <w:rPr>
+                <w:b/>
+                <w:bCs/>
+              </w:rPr>
+              <w:t xml:space="preserve">yes</w:t>
+            </w:r>
+          </w:p>
+        </w:tc>
+        <w:tc>
+          <w:tcPr/>
+          <w:p>
+            <w:pPr>
+              <w:pStyle w:val="Compact"/>
+            </w:pPr>
+            <w:r>
+              <w:t xml:space="preserve">no</w:t>
+            </w:r>
+          </w:p>
+        </w:tc>
+      </w:tr>
+      <w:tr>
+        <w:tc>
+          <w:tcPr/>
+          <w:p>
+            <w:pPr>
+              <w:pStyle w:val="Compact"/>
+            </w:pPr>
+            <w:r>
+              <w:t xml:space="preserve">Extra state</w:t>
+            </w:r>
+          </w:p>
+        </w:tc>
+        <w:tc>
+          <w:tcPr/>
+          <w:p>
+            <w:pPr>
+              <w:pStyle w:val="Compact"/>
+            </w:pPr>
+            <w:r>
+              <w:t xml:space="preserve">finish-order stack</w:t>
+            </w:r>
+          </w:p>
+        </w:tc>
+        <w:tc>
+          <w:tcPr/>
+          <w:p>
+            <w:pPr>
+              <w:pStyle w:val="Compact"/>
+            </w:pPr>
+            <w:r>
+              <w:t xml:space="preserve">discovery time +</w:t>
+            </w:r>
+            <w:r>
+              <w:t xml:space="preserve"> </w:t>
+            </w:r>
+            <w:r>
+              <w:rPr>
+                <w:b/>
+                <w:bCs/>
+              </w:rPr>
+              <w:t xml:space="preserve">low-link</w:t>
+            </w:r>
+            <w:r>
+              <w:t xml:space="preserve"> </w:t>
+            </w:r>
+            <w:r>
+              <w:t xml:space="preserve">+ stack</w:t>
+            </w:r>
+          </w:p>
+        </w:tc>
+      </w:tr>
+      <w:tr>
+        <w:tc>
+          <w:tcPr/>
+          <w:p>
+            <w:pPr>
+              <w:pStyle w:val="Compact"/>
+            </w:pPr>
+            <w:r>
+              <w:t xml:space="preserve">Time</w:t>
+            </w:r>
+          </w:p>
+        </w:tc>
+        <w:tc>
+          <w:tcPr/>
+          <w:p>
+            <w:pPr>
+              <w:pStyle w:val="Compact"/>
+            </w:pPr>
+            <w:r>
+              <w:rPr>
+                <w:b/>
+                <w:bCs/>
+              </w:rPr>
+              <w:t xml:space="preserve">O(V+E)</w:t>
+            </w:r>
+          </w:p>
+        </w:tc>
+        <w:tc>
+          <w:tcPr/>
+          <w:p>
+            <w:pPr>
+              <w:pStyle w:val="Compact"/>
+            </w:pPr>
+            <w:r>
+              <w:rPr>
+                <w:b/>
+                <w:bCs/>
+              </w:rPr>
+              <w:t xml:space="preserve">O(V+E)</w:t>
+            </w:r>
+          </w:p>
+        </w:tc>
+      </w:tr>
+      <w:tr>
+        <w:tc>
+          <w:tcPr/>
+          <w:p>
+            <w:pPr>
+              <w:pStyle w:val="Compact"/>
+            </w:pPr>
+            <w:r>
+              <w:t xml:space="preserve">Easier to remember</w:t>
+            </w:r>
+          </w:p>
+        </w:tc>
+        <w:tc>
+          <w:tcPr/>
+          <w:p>
+            <w:pPr>
+              <w:pStyle w:val="Compact"/>
+            </w:pPr>
+            <w:r>
+              <w:rPr>
+                <w:b/>
+                <w:bCs/>
+              </w:rPr>
+              <w:t xml:space="preserve">yes</w:t>
+            </w:r>
+            <w:r>
+              <w:t xml:space="preserve"> </w:t>
+            </w:r>
+            <w:r>
+              <w:t xml:space="preserve">(two plain DFS)</w:t>
+            </w:r>
+          </w:p>
+        </w:tc>
+        <w:tc>
+          <w:tcPr/>
+          <w:p>
+            <w:pPr>
+              <w:pStyle w:val="Compact"/>
+            </w:pPr>
+            <w:r>
+              <w:t xml:space="preserve">fewer passes, slightly trickier</w:t>
+            </w:r>
+          </w:p>
+        </w:tc>
+      </w:tr>
+    </w:tbl>
+    <w:p>
+      <w:pPr>
+        <w:pStyle w:val="BlockText"/>
+      </w:pPr>
+      <w:r>
+        <w:rPr>
+          <w:b/>
+          <w:bCs/>
+        </w:rPr>
+        <w:t xml:space="preserve">Memory hook:</w:t>
+      </w:r>
+      <w:r>
+        <w:t xml:space="preserve"> </w:t>
+      </w:r>
+      <w:r>
+        <w:t xml:space="preserve">Kosaraju =</w:t>
+      </w:r>
+      <w:r>
+        <w:t xml:space="preserve"> </w:t>
+      </w:r>
+      <w:r>
+        <w:t xml:space="preserve">“DFS twice, reverse in between”</w:t>
+      </w:r>
+      <w:r>
+        <w:t xml:space="preserve">; Tarjan =</w:t>
+      </w:r>
+      <w:r>
+        <w:t xml:space="preserve"> </w:t>
+      </w:r>
+      <w:r>
+        <w:t xml:space="preserve">“one DFS,</w:t>
+      </w:r>
+      <w:r>
+        <w:t xml:space="preserve"> </w:t>
+      </w:r>
+      <w:r>
+        <w:t xml:space="preserve">watch the low-link.”</w:t>
+      </w:r>
+      <w:r>
+        <w:t xml:space="preserve"> </w:t>
+      </w:r>
+      <w:r>
+        <w:t xml:space="preserve">Both are O(V+E) — pick whichever you recall under pressure.</w:t>
+      </w:r>
+    </w:p>
+    <w:bookmarkEnd w:id="13"/>
+    <w:bookmarkStart w:id="14" w:name="mcqs"/>
+    <w:p>
+      <w:pPr>
+        <w:pStyle w:val="Heading3"/>
+      </w:pPr>
+      <w:r>
         <w:t xml:space="preserve">MCQs</w:t>
       </w:r>
     </w:p>
@@ -577,6 +915,59 @@
           <w:bCs/>
         </w:rPr>
         <w:t xml:space="preserve">DAG</w:t>
+      </w:r>
+      <w:r>
+        <w:t xml:space="preserve">.</w:t>
+      </w:r>
+    </w:p>
+    <w:p>
+      <w:pPr>
+        <w:pStyle w:val="Compact"/>
+        <w:numPr>
+          <w:ilvl w:val="0"/>
+          <w:numId w:val="1002"/>
+        </w:numPr>
+      </w:pPr>
+      <w:r>
+        <w:t xml:space="preserve">Which SCC method needs the reversed graph? →</w:t>
+      </w:r>
+      <w:r>
+        <w:t xml:space="preserve"> </w:t>
+      </w:r>
+      <w:r>
+        <w:rPr>
+          <w:b/>
+          <w:bCs/>
+        </w:rPr>
+        <w:t xml:space="preserve">Kosaraju</w:t>
+      </w:r>
+      <w:r>
+        <w:t xml:space="preserve"> </w:t>
+      </w:r>
+      <w:r>
+        <w:t xml:space="preserve">(two passes).</w:t>
+      </w:r>
+    </w:p>
+    <w:p>
+      <w:pPr>
+        <w:pStyle w:val="Compact"/>
+        <w:numPr>
+          <w:ilvl w:val="0"/>
+          <w:numId w:val="1002"/>
+        </w:numPr>
+      </w:pPr>
+      <w:r>
+        <w:t xml:space="preserve">Which uses a single DFS with low-link? →</w:t>
+      </w:r>
+      <w:r>
+        <w:t xml:space="preserve"> </w:t>
+      </w:r>
+      <w:r>
+        <w:rPr>
+          <w:b/>
+          <w:bCs/>
+        </w:rPr>
+        <w:t xml:space="preserve">Tarjan</w:t>
       </w:r>
       <w:r>
         <w:t xml:space="preserve">.</w:t>
@@ -589,9 +980,9 @@
         </w:pict>
       </w:r>
     </w:p>
-    <w:bookmarkEnd w:id="13"/>
     <w:bookmarkEnd w:id="14"/>
-    <w:bookmarkStart w:id="20" w:name="c.2-bridges-articulation-points"/>
+    <w:bookmarkEnd w:id="15"/>
+    <w:bookmarkStart w:id="22" w:name="c.2-bridges-articulation-points"/>
     <w:p>
       <w:pPr>
         <w:pStyle w:val="Heading2"/>
@@ -600,7 +991,7 @@
         <w:t xml:space="preserve">10c.2 Bridges &amp; Articulation Points</w:t>
       </w:r>
     </w:p>
-    <w:bookmarkStart w:id="18" w:name="the-idea-network-weak-points"/>
+    <w:bookmarkStart w:id="19" w:name="the-idea-network-weak-points"/>
     <w:p>
       <w:pPr>
         <w:pStyle w:val="Heading3"/>
@@ -736,18 +1127,18 @@
           <wp:inline>
             <wp:extent cx="5334000" cy="2552536"/>
             <wp:effectExtent b="0" l="0" r="0" t="0"/>
-            <wp:docPr descr="Bridges (cut-edges) and articulation points (cut-vertices) are single points of failure in a network." title="" id="16" name="Picture"/>
+            <wp:docPr descr="Bridges (cut-edges) and articulation points (cut-vertices) are single points of failure in a network." title="" id="17" name="Picture"/>
             <a:graphic>
               <a:graphicData uri="http://schemas.openxmlformats.org/drawingml/2006/picture">
                 <pic:pic>
                   <pic:nvPicPr>
-                    <pic:cNvPr descr="images/86_bridges.png" id="17" name="Picture"/>
+                    <pic:cNvPr descr="images/86_bridges.png" id="18" name="Picture"/>
                     <pic:cNvPicPr>
                       <a:picLocks noChangeArrowheads="1" noChangeAspect="1"/>
                     </pic:cNvPicPr>
                   </pic:nvPicPr>
                   <pic:blipFill>
-                    <a:blip r:embed="rId15"/>
+                    <a:blip r:embed="rId16"/>
                     <a:stretch>
                       <a:fillRect/>
                     </a:stretch>
@@ -891,13 +1282,186 @@
         <w:t xml:space="preserve">dies, who gets cut off?), and as building blocks for biconnected components.</w:t>
       </w:r>
     </w:p>
-    <w:bookmarkEnd w:id="18"/>
-    <w:bookmarkStart w:id="19" w:name="mcqs-1"/>
+    <w:bookmarkEnd w:id="19"/>
+    <w:bookmarkStart w:id="20" w:name="why-they-matter-and-the-low-link-test"/>
     <w:p>
       <w:pPr>
         <w:pStyle w:val="Heading3"/>
       </w:pPr>
       <w:r>
+        <w:t xml:space="preserve">Why they matter (and the low-link test)</w:t>
+      </w:r>
+    </w:p>
+    <w:p>
+      <w:pPr>
+        <w:pStyle w:val="FirstParagraph"/>
+      </w:pPr>
+      <w:r>
+        <w:t xml:space="preserve">They pinpoint</w:t>
+      </w:r>
+      <w:r>
+        <w:t xml:space="preserve"> </w:t>
+      </w:r>
+      <w:r>
+        <w:rPr>
+          <w:b/>
+          <w:bCs/>
+        </w:rPr>
+        <w:t xml:space="preserve">fragility</w:t>
+      </w:r>
+      <w:r>
+        <w:t xml:space="preserve">. In a data-centre or road network, a bridge is a</w:t>
+      </w:r>
+      <w:r>
+        <w:t xml:space="preserve"> </w:t>
+      </w:r>
+      <w:r>
+        <w:t xml:space="preserve">cable whose failure splits the network; an articulation point is a router/junction</w:t>
+      </w:r>
+      <w:r>
+        <w:t xml:space="preserve"> </w:t>
+      </w:r>
+      <w:r>
+        <w:t xml:space="preserve">whose failure does the same. Redundant designs deliberately add edges so that</w:t>
+      </w:r>
+      <w:r>
+        <w:t xml:space="preserve"> </w:t>
+      </w:r>
+      <w:r>
+        <w:rPr>
+          <w:b/>
+          <w:bCs/>
+        </w:rPr>
+        <w:t xml:space="preserve">no</w:t>
+      </w:r>
+      <w:r>
+        <w:t xml:space="preserve"> </w:t>
+      </w:r>
+      <w:r>
+        <w:t xml:space="preserve">bridges remain (every part stays reachable if any one link dies).</w:t>
+      </w:r>
+    </w:p>
+    <w:p>
+      <w:pPr>
+        <w:pStyle w:val="BodyText"/>
+      </w:pPr>
+      <w:r>
+        <w:t xml:space="preserve">The DFS test uses</w:t>
+      </w:r>
+      <w:r>
+        <w:t xml:space="preserve"> </w:t>
+      </w:r>
+      <w:r>
+        <w:rPr>
+          <w:rStyle w:val="VerbatimChar"/>
+        </w:rPr>
+        <w:t xml:space="preserve">low[v]</w:t>
+      </w:r>
+      <w:r>
+        <w:t xml:space="preserve"> </w:t>
+      </w:r>
+      <w:r>
+        <w:t xml:space="preserve">= the earliest discovery time reachable from v’s</w:t>
+      </w:r>
+      <w:r>
+        <w:t xml:space="preserve"> </w:t>
+      </w:r>
+      <w:r>
+        <w:t xml:space="preserve">subtree via one back edge:</w:t>
+      </w:r>
+    </w:p>
+    <w:p>
+      <w:pPr>
+        <w:pStyle w:val="SourceCode"/>
+      </w:pPr>
+      <w:r>
+        <w:rPr>
+          <w:rStyle w:val="VerbatimChar"/>
+        </w:rPr>
+        <w:t xml:space="preserve">edge (u,v) in the DFS tree is a BRIDGE          if low[v] &gt;  disc[u]</w:t>
+      </w:r>
+      <w:r>
+        <w:br/>
+      </w:r>
+      <w:r>
+        <w:rPr>
+          <w:rStyle w:val="VerbatimChar"/>
+        </w:rPr>
+        <w:t xml:space="preserve">non-root u is an ARTICULATION POINT             if low[v] &gt;= disc[u] for a child v</w:t>
+      </w:r>
+      <w:r>
+        <w:br/>
+      </w:r>
+      <w:r>
+        <w:rPr>
+          <w:rStyle w:val="VerbatimChar"/>
+        </w:rPr>
+        <w:t xml:space="preserve">root of the DFS is an articulation point        if it has &gt;= 2 DFS-tree children</w:t>
+      </w:r>
+    </w:p>
+    <w:p>
+      <w:pPr>
+        <w:pStyle w:val="BlockText"/>
+      </w:pPr>
+      <w:r>
+        <w:rPr>
+          <w:b/>
+          <w:bCs/>
+        </w:rPr>
+        <w:t xml:space="preserve">Intuition:</w:t>
+      </w:r>
+      <w:r>
+        <w:t xml:space="preserve"> </w:t>
+      </w:r>
+      <w:r>
+        <w:t xml:space="preserve">if v’s subtree has</w:t>
+      </w:r>
+      <w:r>
+        <w:t xml:space="preserve"> </w:t>
+      </w:r>
+      <w:r>
+        <w:rPr>
+          <w:b/>
+          <w:bCs/>
+        </w:rPr>
+        <w:t xml:space="preserve">no</w:t>
+      </w:r>
+      <w:r>
+        <w:t xml:space="preserve"> </w:t>
+      </w:r>
+      <w:r>
+        <w:t xml:space="preserve">back edge climbing above u, then u (or</w:t>
+      </w:r>
+      <w:r>
+        <w:t xml:space="preserve"> </w:t>
+      </w:r>
+      <w:r>
+        <w:t xml:space="preserve">the edge u–v) is the</w:t>
+      </w:r>
+      <w:r>
+        <w:t xml:space="preserve"> </w:t>
+      </w:r>
+      <w:r>
+        <w:rPr>
+          <w:i/>
+          <w:iCs/>
+        </w:rPr>
+        <w:t xml:space="preserve">only</w:t>
+      </w:r>
+      <w:r>
+        <w:t xml:space="preserve"> </w:t>
+      </w:r>
+      <w:r>
+        <w:t xml:space="preserve">way in — remove it and the subtree is cut off.</w:t>
+      </w:r>
+    </w:p>
+    <w:bookmarkEnd w:id="20"/>
+    <w:bookmarkStart w:id="21" w:name="mcqs-1"/>
+    <w:p>
+      <w:pPr>
+        <w:pStyle w:val="Heading3"/>
+      </w:pPr>
+      <w:r>
         <w:t xml:space="preserve">MCQs</w:t>
       </w:r>
     </w:p>
@@ -983,6 +1547,56 @@
       </w:r>
       <w:r>
         <w:t xml:space="preserve">values, O(V+E).</w:t>
+      </w:r>
+    </w:p>
+    <w:p>
+      <w:pPr>
+        <w:pStyle w:val="Compact"/>
+        <w:numPr>
+          <w:ilvl w:val="0"/>
+          <w:numId w:val="1004"/>
+        </w:numPr>
+      </w:pPr>
+      <w:r>
+        <w:t xml:space="preserve">Bridge condition for tree edge (u,v)? →</w:t>
+      </w:r>
+      <w:r>
+        <w:t xml:space="preserve"> </w:t>
+      </w:r>
+      <w:r>
+        <w:rPr>
+          <w:b/>
+          <w:bCs/>
+        </w:rPr>
+        <w:t xml:space="preserve">low[v] &gt; disc[u]</w:t>
+      </w:r>
+      <w:r>
+        <w:t xml:space="preserve">.</w:t>
+      </w:r>
+    </w:p>
+    <w:p>
+      <w:pPr>
+        <w:pStyle w:val="Compact"/>
+        <w:numPr>
+          <w:ilvl w:val="0"/>
+          <w:numId w:val="1004"/>
+        </w:numPr>
+      </w:pPr>
+      <w:r>
+        <w:t xml:space="preserve">Root is an articulation point when? → it has</w:t>
+      </w:r>
+      <w:r>
+        <w:t xml:space="preserve"> </w:t>
+      </w:r>
+      <w:r>
+        <w:rPr>
+          <w:b/>
+          <w:bCs/>
+        </w:rPr>
+        <w:t xml:space="preserve">≥ 2 DFS-tree children</w:t>
+      </w:r>
+      <w:r>
+        <w:t xml:space="preserve">.</w:t>
       </w:r>
     </w:p>
     <w:p>
@@ -992,9 +1606,9 @@
         </w:pict>
       </w:r>
     </w:p>
-    <w:bookmarkEnd w:id="19"/>
-    <w:bookmarkEnd w:id="20"/>
-    <w:bookmarkStart w:id="23" w:name="c.3-euler-tour-of-a-tree"/>
+    <w:bookmarkEnd w:id="21"/>
+    <w:bookmarkEnd w:id="22"/>
+    <w:bookmarkStart w:id="25" w:name="c.3-euler-tour-of-a-tree"/>
     <w:p>
       <w:pPr>
         <w:pStyle w:val="Heading2"/>
@@ -1003,7 +1617,7 @@
         <w:t xml:space="preserve">10c.3 Euler Tour of a Tree</w:t>
       </w:r>
     </w:p>
-    <w:bookmarkStart w:id="21" w:name="the-idea-1"/>
+    <w:bookmarkStart w:id="23" w:name="the-idea-1"/>
     <w:p>
       <w:pPr>
         <w:pStyle w:val="Heading3"/>
@@ -1200,8 +1814,8 @@
         <w:t xml:space="preserve">), and as the basis for one LCA method.</w:t>
       </w:r>
     </w:p>
-    <w:bookmarkEnd w:id="21"/>
-    <w:bookmarkStart w:id="22" w:name="mcqs-2"/>
+    <w:bookmarkEnd w:id="23"/>
+    <w:bookmarkStart w:id="24" w:name="mcqs-2"/>
     <w:p>
       <w:pPr>
         <w:pStyle w:val="Heading3"/>
@@ -1269,9 +1883,9 @@
         </w:pict>
       </w:r>
     </w:p>
-    <w:bookmarkEnd w:id="22"/>
-    <w:bookmarkEnd w:id="23"/>
-    <w:bookmarkStart w:id="29" w:name="c.4-lowest-common-ancestor-lca"/>
+    <w:bookmarkEnd w:id="24"/>
+    <w:bookmarkEnd w:id="25"/>
+    <w:bookmarkStart w:id="32" w:name="c.4-lowest-common-ancestor-lca"/>
     <w:p>
       <w:pPr>
         <w:pStyle w:val="Heading2"/>
@@ -1280,7 +1894,7 @@
         <w:t xml:space="preserve">10c.4 Lowest Common Ancestor (LCA)</w:t>
       </w:r>
     </w:p>
-    <w:bookmarkStart w:id="27" w:name="the-idea-2"/>
+    <w:bookmarkStart w:id="29" w:name="the-idea-2"/>
     <w:p>
       <w:pPr>
         <w:pStyle w:val="Heading3"/>
@@ -1357,18 +1971,18 @@
           <wp:inline>
             <wp:extent cx="5334000" cy="2667000"/>
             <wp:effectExtent b="0" l="0" r="0" t="0"/>
-            <wp:docPr descr="LCA(4,5)=2: the deepest node that is an ancestor of both; binary lifting answers queries in O(log n)." title="" id="25" name="Picture"/>
+            <wp:docPr descr="LCA(4,5)=2: the deepest node that is an ancestor of both; binary lifting answers queries in O(log n)." title="" id="27" name="Picture"/>
             <a:graphic>
               <a:graphicData uri="http://schemas.openxmlformats.org/drawingml/2006/picture">
                 <pic:pic>
                   <pic:nvPicPr>
-                    <pic:cNvPr descr="images/87_lca.png" id="26" name="Picture"/>
+                    <pic:cNvPr descr="images/87_lca.png" id="28" name="Picture"/>
                     <pic:cNvPicPr>
                       <a:picLocks noChangeArrowheads="1" noChangeAspect="1"/>
                     </pic:cNvPicPr>
                   </pic:nvPicPr>
                   <pic:blipFill>
-                    <a:blip r:embed="rId24"/>
+                    <a:blip r:embed="rId26"/>
                     <a:stretch>
                       <a:fillRect/>
                     </a:stretch>
@@ -1535,13 +2149,168 @@
         <w:t xml:space="preserve">preprocessing).</w:t>
       </w:r>
     </w:p>
-    <w:bookmarkEnd w:id="27"/>
-    <w:bookmarkStart w:id="28" w:name="mcqs-3"/>
+    <w:bookmarkEnd w:id="29"/>
+    <w:bookmarkStart w:id="30" w:name="Xd8dfba630959abcabeaef22fb85db40f24c7f93"/>
     <w:p>
       <w:pPr>
         <w:pStyle w:val="Heading3"/>
       </w:pPr>
       <w:r>
+        <w:t xml:space="preserve">Binary lifting — the complexity, spelled out</w:t>
+      </w:r>
+    </w:p>
+    <w:p>
+      <w:pPr>
+        <w:pStyle w:val="SourceCode"/>
+      </w:pPr>
+      <w:r>
+        <w:rPr>
+          <w:rStyle w:val="VerbatimChar"/>
+        </w:rPr>
+        <w:t xml:space="preserve">up[k][v] = the (2^k)-th ancestor of v      table size n × log n</w:t>
+      </w:r>
+      <w:r>
+        <w:br/>
+      </w:r>
+      <w:r>
+        <w:rPr>
+          <w:rStyle w:val="VerbatimChar"/>
+        </w:rPr>
+        <w:t xml:space="preserve">up[0][v] = parent[v]                         # base: 2^0 = direct parent</w:t>
+      </w:r>
+      <w:r>
+        <w:br/>
+      </w:r>
+      <w:r>
+        <w:rPr>
+          <w:rStyle w:val="VerbatimChar"/>
+        </w:rPr>
+        <w:t xml:space="preserve">up[k][v] = up[k-1][ up[k-1][v] ]             # jump 2^(k-1) twice = 2^k</w:t>
+      </w:r>
+      <w:r>
+        <w:br/>
+      </w:r>
+      <w:r>
+        <w:br/>
+      </w:r>
+      <w:r>
+        <w:rPr>
+          <w:rStyle w:val="VerbatimChar"/>
+        </w:rPr>
+        <w:t xml:space="preserve">Preprocess: fill the table          O(n log n) time, O(n log n) space</w:t>
+      </w:r>
+      <w:r>
+        <w:br/>
+      </w:r>
+      <w:r>
+        <w:rPr>
+          <w:rStyle w:val="VerbatimChar"/>
+        </w:rPr>
+        <w:t xml:space="preserve">Query LCA(a,b):</w:t>
+      </w:r>
+      <w:r>
+        <w:br/>
+      </w:r>
+      <w:r>
+        <w:rPr>
+          <w:rStyle w:val="VerbatimChar"/>
+        </w:rPr>
+        <w:t xml:space="preserve">  1. lift the deeper node up until depths match   (log n jumps)</w:t>
+      </w:r>
+      <w:r>
+        <w:br/>
+      </w:r>
+      <w:r>
+        <w:rPr>
+          <w:rStyle w:val="VerbatimChar"/>
+        </w:rPr>
+        <w:t xml:space="preserve">  2. jump both up together in decreasing powers of 2 while ancestors differ</w:t>
+      </w:r>
+      <w:r>
+        <w:br/>
+      </w:r>
+      <w:r>
+        <w:rPr>
+          <w:rStyle w:val="VerbatimChar"/>
+        </w:rPr>
+        <w:t xml:space="preserve">  3. their common parent is the LCA               -&gt; O(log n) per query</w:t>
+      </w:r>
+    </w:p>
+    <w:p>
+      <w:pPr>
+        <w:pStyle w:val="Compact"/>
+        <w:numPr>
+          <w:ilvl w:val="0"/>
+          <w:numId w:val="1008"/>
+        </w:numPr>
+      </w:pPr>
+      <w:r>
+        <w:t xml:space="preserve">Total:</w:t>
+      </w:r>
+      <w:r>
+        <w:t xml:space="preserve"> </w:t>
+      </w:r>
+      <w:r>
+        <w:rPr>
+          <w:b/>
+          <w:bCs/>
+        </w:rPr>
+        <w:t xml:space="preserve">O(n log n)</w:t>
+      </w:r>
+      <w:r>
+        <w:t xml:space="preserve"> </w:t>
+      </w:r>
+      <w:r>
+        <w:t xml:space="preserve">build,</w:t>
+      </w:r>
+      <w:r>
+        <w:t xml:space="preserve"> </w:t>
+      </w:r>
+      <w:r>
+        <w:rPr>
+          <w:b/>
+          <w:bCs/>
+        </w:rPr>
+        <w:t xml:space="preserve">O(log n)</w:t>
+      </w:r>
+      <w:r>
+        <w:t xml:space="preserve"> </w:t>
+      </w:r>
+      <w:r>
+        <w:t xml:space="preserve">per query. The</w:t>
+      </w:r>
+      <w:r>
+        <w:t xml:space="preserve"> </w:t>
+      </w:r>
+      <w:r>
+        <w:t xml:space="preserve">“powers of two”</w:t>
+      </w:r>
+      <w:r>
+        <w:t xml:space="preserve"> </w:t>
+      </w:r>
+      <w:r>
+        <w:t xml:space="preserve">trick</w:t>
+      </w:r>
+      <w:r>
+        <w:t xml:space="preserve"> </w:t>
+      </w:r>
+      <w:r>
+        <w:t xml:space="preserve">is the same idea as binary representation — any height difference is covered by</w:t>
+      </w:r>
+      <w:r>
+        <w:t xml:space="preserve"> </w:t>
+      </w:r>
+      <w:r>
+        <w:t xml:space="preserve">a few jumps of size 2^k.</w:t>
+      </w:r>
+    </w:p>
+    <w:bookmarkEnd w:id="30"/>
+    <w:bookmarkStart w:id="31" w:name="mcqs-3"/>
+    <w:p>
+      <w:pPr>
+        <w:pStyle w:val="Heading3"/>
+      </w:pPr>
+      <w:r>
         <w:t xml:space="preserve">MCQs</w:t>
       </w:r>
     </w:p>
@@ -1550,7 +2319,7 @@
         <w:pStyle w:val="Compact"/>
         <w:numPr>
           <w:ilvl w:val="0"/>
-          <w:numId w:val="1008"/>
+          <w:numId w:val="1009"/>
         </w:numPr>
       </w:pPr>
       <w:r>
@@ -1578,7 +2347,7 @@
         <w:pStyle w:val="Compact"/>
         <w:numPr>
           <w:ilvl w:val="0"/>
-          <w:numId w:val="1008"/>
+          <w:numId w:val="1009"/>
         </w:numPr>
       </w:pPr>
       <w:r>
@@ -1603,7 +2372,7 @@
         <w:pStyle w:val="Compact"/>
         <w:numPr>
           <w:ilvl w:val="0"/>
-          <w:numId w:val="1008"/>
+          <w:numId w:val="1009"/>
         </w:numPr>
       </w:pPr>
       <w:r>
@@ -1618,6 +2387,58 @@
           <w:bCs/>
         </w:rPr>
         <w:t xml:space="preserve">2^k-th ancestors</w:t>
+      </w:r>
+      <w:r>
+        <w:t xml:space="preserve">.</w:t>
+      </w:r>
+    </w:p>
+    <w:p>
+      <w:pPr>
+        <w:pStyle w:val="Compact"/>
+        <w:numPr>
+          <w:ilvl w:val="0"/>
+          <w:numId w:val="1009"/>
+        </w:numPr>
+      </w:pPr>
+      <w:r>
+        <w:t xml:space="preserve">Binary lifting table size / build time? →</w:t>
+      </w:r>
+      <w:r>
+        <w:t xml:space="preserve"> </w:t>
+      </w:r>
+      <w:r>
+        <w:rPr>
+          <w:b/>
+          <w:bCs/>
+        </w:rPr>
+        <w:t xml:space="preserve">O(n log n)</w:t>
+      </w:r>
+      <w:r>
+        <w:t xml:space="preserve"> </w:t>
+      </w:r>
+      <w:r>
+        <w:t xml:space="preserve">both.</w:t>
+      </w:r>
+    </w:p>
+    <w:p>
+      <w:pPr>
+        <w:pStyle w:val="Compact"/>
+        <w:numPr>
+          <w:ilvl w:val="0"/>
+          <w:numId w:val="1009"/>
+        </w:numPr>
+      </w:pPr>
+      <w:r>
+        <w:t xml:space="preserve">Recurrence for the table? →</w:t>
+      </w:r>
+      <w:r>
+        <w:t xml:space="preserve"> </w:t>
+      </w:r>
+      <w:r>
+        <w:rPr>
+          <w:rStyle w:val="VerbatimChar"/>
+        </w:rPr>
+        <w:t xml:space="preserve">up[k][v] = up[k-1][ up[k-1][v] ]</w:t>
       </w:r>
       <w:r>
         <w:t xml:space="preserve">.</w:t>
@@ -1630,9 +2451,9 @@
         </w:pict>
       </w:r>
     </w:p>
-    <w:bookmarkEnd w:id="28"/>
-    <w:bookmarkEnd w:id="29"/>
-    <w:bookmarkStart w:id="32" w:name="c.5-heavy-light-decomposition-hld"/>
+    <w:bookmarkEnd w:id="31"/>
+    <w:bookmarkEnd w:id="32"/>
+    <w:bookmarkStart w:id="35" w:name="c.5-heavy-light-decomposition-hld"/>
     <w:p>
       <w:pPr>
         <w:pStyle w:val="Heading2"/>
@@ -1641,7 +2462,7 @@
         <w:t xml:space="preserve">10c.5 Heavy-Light Decomposition (HLD)</w:t>
       </w:r>
     </w:p>
-    <w:bookmarkStart w:id="30" w:name="the-idea-3"/>
+    <w:bookmarkStart w:id="33" w:name="the-idea-3"/>
     <w:p>
       <w:pPr>
         <w:pStyle w:val="Heading3"/>
@@ -1755,7 +2576,7 @@
         <w:pStyle w:val="Compact"/>
         <w:numPr>
           <w:ilvl w:val="0"/>
-          <w:numId w:val="1009"/>
+          <w:numId w:val="1010"/>
         </w:numPr>
       </w:pPr>
       <w:r>
@@ -1805,8 +2626,8 @@
         <w:t xml:space="preserve">.</w:t>
       </w:r>
     </w:p>
-    <w:bookmarkEnd w:id="30"/>
-    <w:bookmarkStart w:id="31" w:name="mcqs-4"/>
+    <w:bookmarkEnd w:id="33"/>
+    <w:bookmarkStart w:id="34" w:name="mcqs-4"/>
     <w:p>
       <w:pPr>
         <w:pStyle w:val="Heading3"/>
@@ -1820,7 +2641,7 @@
         <w:pStyle w:val="Compact"/>
         <w:numPr>
           <w:ilvl w:val="0"/>
-          <w:numId w:val="1010"/>
+          <w:numId w:val="1011"/>
         </w:numPr>
       </w:pPr>
       <w:r>
@@ -1845,7 +2666,7 @@
         <w:pStyle w:val="Compact"/>
         <w:numPr>
           <w:ilvl w:val="0"/>
-          <w:numId w:val="1010"/>
+          <w:numId w:val="1011"/>
         </w:numPr>
       </w:pPr>
       <w:r>
@@ -1872,9 +2693,9 @@
         </w:pict>
       </w:r>
     </w:p>
-    <w:bookmarkEnd w:id="31"/>
-    <w:bookmarkEnd w:id="32"/>
-    <w:bookmarkStart w:id="39" w:name="X68207df9a8a88b8a7736aa26bd0c713c08422d6"/>
+    <w:bookmarkEnd w:id="34"/>
+    <w:bookmarkEnd w:id="35"/>
+    <w:bookmarkStart w:id="44" w:name="X68207df9a8a88b8a7736aa26bd0c713c08422d6"/>
     <w:p>
       <w:pPr>
         <w:pStyle w:val="Heading2"/>
@@ -1883,7 +2704,7 @@
         <w:t xml:space="preserve">10c.6 Network Flow (Max-Flow / Min-Cut) &amp; Bipartite Matching</w:t>
       </w:r>
     </w:p>
-    <w:bookmarkStart w:id="36" w:name="the-idea-4"/>
+    <w:bookmarkStart w:id="39" w:name="the-idea-4"/>
     <w:p>
       <w:pPr>
         <w:pStyle w:val="Heading3"/>
@@ -2090,18 +2911,18 @@
           <wp:inline>
             <wp:extent cx="5334000" cy="2781463"/>
             <wp:effectExtent b="0" l="0" r="0" t="0"/>
-            <wp:docPr descr="Max-flow / min-cut: most flow from s to t equals the cheapest cut separating them." title="" id="34" name="Picture"/>
+            <wp:docPr descr="Max-flow / min-cut: most flow from s to t equals the cheapest cut separating them." title="" id="37" name="Picture"/>
             <a:graphic>
               <a:graphicData uri="http://schemas.openxmlformats.org/drawingml/2006/picture">
                 <pic:pic>
                   <pic:nvPicPr>
-                    <pic:cNvPr descr="images/88_max_flow.png" id="35" name="Picture"/>
+                    <pic:cNvPr descr="images/88_max_flow.png" id="38" name="Picture"/>
                     <pic:cNvPicPr>
                       <a:picLocks noChangeArrowheads="1" noChangeAspect="1"/>
                     </pic:cNvPicPr>
                   </pic:nvPicPr>
                   <pic:blipFill>
-                    <a:blip r:embed="rId33"/>
+                    <a:blip r:embed="rId36"/>
                     <a:stretch>
                       <a:fillRect/>
                     </a:stretch>
@@ -2188,7 +3009,7 @@
         <w:pStyle w:val="Compact"/>
         <w:numPr>
           <w:ilvl w:val="0"/>
-          <w:numId w:val="1011"/>
+          <w:numId w:val="1012"/>
         </w:numPr>
       </w:pPr>
       <w:r>
@@ -2252,7 +3073,7 @@
         <w:pStyle w:val="Compact"/>
         <w:numPr>
           <w:ilvl w:val="0"/>
-          <w:numId w:val="1011"/>
+          <w:numId w:val="1012"/>
         </w:numPr>
       </w:pPr>
       <w:r>
@@ -2312,7 +3133,7 @@
         <w:pStyle w:val="Compact"/>
         <w:numPr>
           <w:ilvl w:val="0"/>
-          <w:numId w:val="1011"/>
+          <w:numId w:val="1012"/>
         </w:numPr>
       </w:pPr>
       <w:r>
@@ -2384,63 +3205,36 @@
         <w:t xml:space="preserve">(the min cut).</w:t>
       </w:r>
     </w:p>
-    <w:bookmarkEnd w:id="36"/>
-    <w:bookmarkStart w:id="37" w:name="when-not-to-use"/>
+    <w:bookmarkEnd w:id="39"/>
+    <w:bookmarkStart w:id="40" w:name="the-two-ideas-that-make-it-work"/>
     <w:p>
       <w:pPr>
         <w:pStyle w:val="Heading3"/>
       </w:pPr>
       <w:r>
-        <w:t xml:space="preserve">When (not) to use</w:t>
-      </w:r>
-    </w:p>
-    <w:p>
-      <w:pPr>
-        <w:pStyle w:val="FirstParagraph"/>
-      </w:pPr>
-      <w:r>
-        <w:t xml:space="preserve">This is</w:t>
-      </w:r>
-      <w:r>
-        <w:t xml:space="preserve"> </w:t>
-      </w:r>
-      <w:r>
-        <w:rPr>
-          <w:b/>
-          <w:bCs/>
-        </w:rPr>
-        <w:t xml:space="preserve">ICPC / advanced-interview</w:t>
-      </w:r>
-      <w:r>
-        <w:t xml:space="preserve"> </w:t>
-      </w:r>
-      <w:r>
-        <w:t xml:space="preserve">territory — rarely needed in standard FAANG</w:t>
-      </w:r>
-      <w:r>
-        <w:t xml:space="preserve"> </w:t>
-      </w:r>
-      <w:r>
-        <w:t xml:space="preserve">coding rounds. Recognise the</w:t>
-      </w:r>
-      <w:r>
-        <w:t xml:space="preserve"> </w:t>
-      </w:r>
-      <w:r>
-        <w:rPr>
-          <w:b/>
-          <w:bCs/>
-        </w:rPr>
-        <w:t xml:space="preserve">reduction</w:t>
-      </w:r>
-      <w:r>
-        <w:t xml:space="preserve"> </w:t>
-      </w:r>
-      <w:r>
-        <w:t xml:space="preserve">(</w:t>
-      </w:r>
-      <w:r>
-        <w:t xml:space="preserve">“this assignment/matching problem</w:t>
+        <w:t xml:space="preserve">The two ideas that make it work</w:t>
+      </w:r>
+    </w:p>
+    <w:p>
+      <w:pPr>
+        <w:pStyle w:val="Compact"/>
+        <w:numPr>
+          <w:ilvl w:val="0"/>
+          <w:numId w:val="1013"/>
+        </w:numPr>
+      </w:pPr>
+      <w:r>
+        <w:rPr>
+          <w:b/>
+          <w:bCs/>
+        </w:rPr>
+        <w:t xml:space="preserve">Augmenting path:</w:t>
+      </w:r>
+      <w:r>
+        <w:t xml:space="preserve"> </w:t>
+      </w:r>
+      <w:r>
+        <w:t xml:space="preserve">any s→t path in the</w:t>
       </w:r>
       <w:r>
         <w:t xml:space="preserve"> </w:t>
@@ -2450,6 +3244,470 @@
           <w:i/>
           <w:iCs/>
         </w:rPr>
+        <w:t xml:space="preserve">residual</w:t>
+      </w:r>
+      <w:r>
+        <w:t xml:space="preserve"> </w:t>
+      </w:r>
+      <w:r>
+        <w:t xml:space="preserve">graph that still has spare</w:t>
+      </w:r>
+      <w:r>
+        <w:t xml:space="preserve"> </w:t>
+      </w:r>
+      <w:r>
+        <w:t xml:space="preserve">capacity. Push flow along it equal to its</w:t>
+      </w:r>
+      <w:r>
+        <w:t xml:space="preserve"> </w:t>
+      </w:r>
+      <w:r>
+        <w:rPr>
+          <w:b/>
+          <w:bCs/>
+        </w:rPr>
+        <w:t xml:space="preserve">bottleneck</w:t>
+      </w:r>
+      <w:r>
+        <w:t xml:space="preserve"> </w:t>
+      </w:r>
+      <w:r>
+        <w:t xml:space="preserve">(smallest spare edge).</w:t>
+      </w:r>
+    </w:p>
+    <w:p>
+      <w:pPr>
+        <w:pStyle w:val="Compact"/>
+        <w:numPr>
+          <w:ilvl w:val="0"/>
+          <w:numId w:val="1013"/>
+        </w:numPr>
+      </w:pPr>
+      <w:r>
+        <w:rPr>
+          <w:b/>
+          <w:bCs/>
+        </w:rPr>
+        <w:t xml:space="preserve">Residual edge:</w:t>
+      </w:r>
+      <w:r>
+        <w:t xml:space="preserve"> </w:t>
+      </w:r>
+      <w:r>
+        <w:t xml:space="preserve">when you push</w:t>
+      </w:r>
+      <w:r>
+        <w:t xml:space="preserve"> </w:t>
+      </w:r>
+      <w:r>
+        <w:rPr>
+          <w:rStyle w:val="VerbatimChar"/>
+        </w:rPr>
+        <w:t xml:space="preserve">f</w:t>
+      </w:r>
+      <w:r>
+        <w:t xml:space="preserve"> </w:t>
+      </w:r>
+      <w:r>
+        <w:t xml:space="preserve">along</w:t>
+      </w:r>
+      <w:r>
+        <w:t xml:space="preserve"> </w:t>
+      </w:r>
+      <w:r>
+        <w:rPr>
+          <w:rStyle w:val="VerbatimChar"/>
+        </w:rPr>
+        <w:t xml:space="preserve">u→v</w:t>
+      </w:r>
+      <w:r>
+        <w:t xml:space="preserve">, you also add a</w:t>
+      </w:r>
+      <w:r>
+        <w:t xml:space="preserve"> </w:t>
+      </w:r>
+      <w:r>
+        <w:rPr>
+          <w:b/>
+          <w:bCs/>
+        </w:rPr>
+        <w:t xml:space="preserve">backward</w:t>
+      </w:r>
+      <w:r>
+        <w:t xml:space="preserve"> </w:t>
+      </w:r>
+      <w:r>
+        <w:t xml:space="preserve">edge</w:t>
+      </w:r>
+      <w:r>
+        <w:t xml:space="preserve"> </w:t>
+      </w:r>
+      <w:r>
+        <w:rPr>
+          <w:rStyle w:val="VerbatimChar"/>
+        </w:rPr>
+        <w:t xml:space="preserve">v→u</w:t>
+      </w:r>
+      <w:r>
+        <w:t xml:space="preserve"> </w:t>
+      </w:r>
+      <w:r>
+        <w:t xml:space="preserve">of capacity</w:t>
+      </w:r>
+      <w:r>
+        <w:t xml:space="preserve"> </w:t>
+      </w:r>
+      <w:r>
+        <w:rPr>
+          <w:rStyle w:val="VerbatimChar"/>
+        </w:rPr>
+        <w:t xml:space="preserve">f</w:t>
+      </w:r>
+      <w:r>
+        <w:t xml:space="preserve">. This lets a later path</w:t>
+      </w:r>
+      <w:r>
+        <w:t xml:space="preserve"> </w:t>
+      </w:r>
+      <w:r>
+        <w:rPr>
+          <w:i/>
+          <w:iCs/>
+        </w:rPr>
+        <w:t xml:space="preserve">undo</w:t>
+      </w:r>
+      <w:r>
+        <w:t xml:space="preserve"> </w:t>
+      </w:r>
+      <w:r>
+        <w:t xml:space="preserve">an earlier choice —</w:t>
+      </w:r>
+      <w:r>
+        <w:t xml:space="preserve"> </w:t>
+      </w:r>
+      <w:r>
+        <w:t xml:space="preserve">the trick that guarantees the algorithm finds the true maximum, not a dead end.</w:t>
+      </w:r>
+    </w:p>
+    <w:p>
+      <w:pPr>
+        <w:pStyle w:val="Compact"/>
+        <w:numPr>
+          <w:ilvl w:val="0"/>
+          <w:numId w:val="1013"/>
+        </w:numPr>
+      </w:pPr>
+      <w:r>
+        <w:t xml:space="preserve">The algorithm stops when</w:t>
+      </w:r>
+      <w:r>
+        <w:t xml:space="preserve"> </w:t>
+      </w:r>
+      <w:r>
+        <w:rPr>
+          <w:b/>
+          <w:bCs/>
+        </w:rPr>
+        <w:t xml:space="preserve">no augmenting path remains</w:t>
+      </w:r>
+      <w:r>
+        <w:t xml:space="preserve">; by Max-Flow Min-Cut,</w:t>
+      </w:r>
+      <w:r>
+        <w:t xml:space="preserve"> </w:t>
+      </w:r>
+      <w:r>
+        <w:t xml:space="preserve">the reachable-from-s set at that point defines the</w:t>
+      </w:r>
+      <w:r>
+        <w:t xml:space="preserve"> </w:t>
+      </w:r>
+      <w:r>
+        <w:rPr>
+          <w:b/>
+          <w:bCs/>
+        </w:rPr>
+        <w:t xml:space="preserve">minimum cut</w:t>
+      </w:r>
+      <w:r>
+        <w:t xml:space="preserve">, and its</w:t>
+      </w:r>
+      <w:r>
+        <w:t xml:space="preserve"> </w:t>
+      </w:r>
+      <w:r>
+        <w:t xml:space="preserve">capacity equals the flow.</w:t>
+      </w:r>
+    </w:p>
+    <w:p>
+      <w:pPr>
+        <w:pStyle w:val="BlockText"/>
+      </w:pPr>
+      <w:r>
+        <w:rPr>
+          <w:b/>
+          <w:bCs/>
+        </w:rPr>
+        <w:t xml:space="preserve">Max-Flow = Min-Cut (statement):</w:t>
+      </w:r>
+      <w:r>
+        <w:t xml:space="preserve"> </w:t>
+      </w:r>
+      <w:r>
+        <w:t xml:space="preserve">in any flow network the</w:t>
+      </w:r>
+      <w:r>
+        <w:t xml:space="preserve"> </w:t>
+      </w:r>
+      <w:r>
+        <w:rPr>
+          <w:b/>
+          <w:bCs/>
+        </w:rPr>
+        <w:t xml:space="preserve">maximum</w:t>
+      </w:r>
+      <w:r>
+        <w:t xml:space="preserve"> </w:t>
+      </w:r>
+      <w:r>
+        <w:t xml:space="preserve">s→t flow</w:t>
+      </w:r>
+      <w:r>
+        <w:t xml:space="preserve"> </w:t>
+      </w:r>
+      <w:r>
+        <w:t xml:space="preserve">value equals the</w:t>
+      </w:r>
+      <w:r>
+        <w:t xml:space="preserve"> </w:t>
+      </w:r>
+      <w:r>
+        <w:rPr>
+          <w:b/>
+          <w:bCs/>
+        </w:rPr>
+        <w:t xml:space="preserve">minimum</w:t>
+      </w:r>
+      <w:r>
+        <w:t xml:space="preserve"> </w:t>
+      </w:r>
+      <w:r>
+        <w:t xml:space="preserve">total capacity of edges whose removal separates s</w:t>
+      </w:r>
+      <w:r>
+        <w:t xml:space="preserve"> </w:t>
+      </w:r>
+      <w:r>
+        <w:t xml:space="preserve">from t. (Proof idea: a flow can never exceed any cut; when no augmenting path is</w:t>
+      </w:r>
+      <w:r>
+        <w:t xml:space="preserve"> </w:t>
+      </w:r>
+      <w:r>
+        <w:t xml:space="preserve">left, one specific cut is saturated exactly to the flow.)</w:t>
+      </w:r>
+    </w:p>
+    <w:bookmarkEnd w:id="40"/>
+    <w:bookmarkStart w:id="41" w:name="bipartite-matching-königs-theorem"/>
+    <w:p>
+      <w:pPr>
+        <w:pStyle w:val="Heading3"/>
+      </w:pPr>
+      <w:r>
+        <w:t xml:space="preserve">Bipartite matching &amp; König’s theorem</w:t>
+      </w:r>
+    </w:p>
+    <w:p>
+      <w:pPr>
+        <w:pStyle w:val="Compact"/>
+        <w:numPr>
+          <w:ilvl w:val="0"/>
+          <w:numId w:val="1014"/>
+        </w:numPr>
+      </w:pPr>
+      <w:r>
+        <w:rPr>
+          <w:b/>
+          <w:bCs/>
+        </w:rPr>
+        <w:t xml:space="preserve">Maximum bipartite matching</w:t>
+      </w:r>
+      <w:r>
+        <w:t xml:space="preserve"> </w:t>
+      </w:r>
+      <w:r>
+        <w:t xml:space="preserve">= the most worker↔job pairs with no one shared.</w:t>
+      </w:r>
+      <w:r>
+        <w:t xml:space="preserve"> </w:t>
+      </w:r>
+      <w:r>
+        <w:t xml:space="preserve">Model it as flow: add source</w:t>
+      </w:r>
+      <w:r>
+        <w:t xml:space="preserve"> </w:t>
+      </w:r>
+      <w:r>
+        <w:rPr>
+          <w:rStyle w:val="VerbatimChar"/>
+        </w:rPr>
+        <w:t xml:space="preserve">s</w:t>
+      </w:r>
+      <w:r>
+        <w:t xml:space="preserve">→every worker (cap 1), every job→sink</w:t>
+      </w:r>
+      <w:r>
+        <w:t xml:space="preserve"> </w:t>
+      </w:r>
+      <w:r>
+        <w:rPr>
+          <w:rStyle w:val="VerbatimChar"/>
+        </w:rPr>
+        <w:t xml:space="preserve">t</w:t>
+      </w:r>
+      <w:r>
+        <w:t xml:space="preserve"> </w:t>
+      </w:r>
+      <w:r>
+        <w:t xml:space="preserve">(cap 1), each allowed pair as a cap-1 edge; the</w:t>
+      </w:r>
+      <w:r>
+        <w:t xml:space="preserve"> </w:t>
+      </w:r>
+      <w:r>
+        <w:rPr>
+          <w:b/>
+          <w:bCs/>
+        </w:rPr>
+        <w:t xml:space="preserve">max flow = maximum matching</w:t>
+      </w:r>
+      <w:r>
+        <w:t xml:space="preserve">.</w:t>
+      </w:r>
+    </w:p>
+    <w:p>
+      <w:pPr>
+        <w:pStyle w:val="Compact"/>
+        <w:numPr>
+          <w:ilvl w:val="0"/>
+          <w:numId w:val="1014"/>
+        </w:numPr>
+      </w:pPr>
+      <w:r>
+        <w:rPr>
+          <w:b/>
+          <w:bCs/>
+        </w:rPr>
+        <w:t xml:space="preserve">König’s theorem:</w:t>
+      </w:r>
+      <w:r>
+        <w:t xml:space="preserve"> </w:t>
+      </w:r>
+      <w:r>
+        <w:t xml:space="preserve">in a bipartite graph, the size of the</w:t>
+      </w:r>
+      <w:r>
+        <w:t xml:space="preserve"> </w:t>
+      </w:r>
+      <w:r>
+        <w:rPr>
+          <w:b/>
+          <w:bCs/>
+        </w:rPr>
+        <w:t xml:space="preserve">maximum matching</w:t>
+      </w:r>
+      <w:r>
+        <w:t xml:space="preserve"> </w:t>
+      </w:r>
+      <w:r>
+        <w:t xml:space="preserve">equals the size of the</w:t>
+      </w:r>
+      <w:r>
+        <w:t xml:space="preserve"> </w:t>
+      </w:r>
+      <w:r>
+        <w:rPr>
+          <w:b/>
+          <w:bCs/>
+        </w:rPr>
+        <w:t xml:space="preserve">minimum vertex cover</w:t>
+      </w:r>
+      <w:r>
+        <w:t xml:space="preserve">. This is the bipartite special</w:t>
+      </w:r>
+      <w:r>
+        <w:t xml:space="preserve"> </w:t>
+      </w:r>
+      <w:r>
+        <w:t xml:space="preserve">case of Max-Flow Min-Cut and is a common GATE/CP fact.</w:t>
+      </w:r>
+    </w:p>
+    <w:bookmarkEnd w:id="41"/>
+    <w:bookmarkStart w:id="42" w:name="when-not-to-use"/>
+    <w:p>
+      <w:pPr>
+        <w:pStyle w:val="Heading3"/>
+      </w:pPr>
+      <w:r>
+        <w:t xml:space="preserve">When (not) to use</w:t>
+      </w:r>
+    </w:p>
+    <w:p>
+      <w:pPr>
+        <w:pStyle w:val="FirstParagraph"/>
+      </w:pPr>
+      <w:r>
+        <w:t xml:space="preserve">This is</w:t>
+      </w:r>
+      <w:r>
+        <w:t xml:space="preserve"> </w:t>
+      </w:r>
+      <w:r>
+        <w:rPr>
+          <w:b/>
+          <w:bCs/>
+        </w:rPr>
+        <w:t xml:space="preserve">ICPC / advanced-interview</w:t>
+      </w:r>
+      <w:r>
+        <w:t xml:space="preserve"> </w:t>
+      </w:r>
+      <w:r>
+        <w:t xml:space="preserve">territory — rarely needed in standard FAANG</w:t>
+      </w:r>
+      <w:r>
+        <w:t xml:space="preserve"> </w:t>
+      </w:r>
+      <w:r>
+        <w:t xml:space="preserve">coding rounds. Recognise the</w:t>
+      </w:r>
+      <w:r>
+        <w:t xml:space="preserve"> </w:t>
+      </w:r>
+      <w:r>
+        <w:rPr>
+          <w:b/>
+          <w:bCs/>
+        </w:rPr>
+        <w:t xml:space="preserve">reduction</w:t>
+      </w:r>
+      <w:r>
+        <w:t xml:space="preserve"> </w:t>
+      </w:r>
+      <w:r>
+        <w:t xml:space="preserve">(</w:t>
+      </w:r>
+      <w:r>
+        <w:t xml:space="preserve">“this assignment/matching problem</w:t>
+      </w:r>
+      <w:r>
+        <w:t xml:space="preserve"> </w:t>
+      </w:r>
+      <w:r>
+        <w:rPr>
+          <w:i/>
+          <w:iCs/>
+        </w:rPr>
         <w:t xml:space="preserve">is</w:t>
       </w:r>
       <w:r>
@@ -2462,8 +3720,8 @@
         <w:t xml:space="preserve">) even if you don’t code Dinic from memory.</w:t>
       </w:r>
     </w:p>
-    <w:bookmarkEnd w:id="37"/>
-    <w:bookmarkStart w:id="38" w:name="mcqs-5"/>
+    <w:bookmarkEnd w:id="42"/>
+    <w:bookmarkStart w:id="43" w:name="mcqs-5"/>
     <w:p>
       <w:pPr>
         <w:pStyle w:val="Heading3"/>
@@ -2477,7 +3735,7 @@
         <w:pStyle w:val="Compact"/>
         <w:numPr>
           <w:ilvl w:val="0"/>
-          <w:numId w:val="1012"/>
+          <w:numId w:val="1015"/>
         </w:numPr>
       </w:pPr>
       <w:r>
@@ -2505,7 +3763,7 @@
         <w:pStyle w:val="Compact"/>
         <w:numPr>
           <w:ilvl w:val="0"/>
-          <w:numId w:val="1012"/>
+          <w:numId w:val="1015"/>
         </w:numPr>
       </w:pPr>
       <w:r>
@@ -2543,7 +3801,7 @@
         <w:pStyle w:val="Compact"/>
         <w:numPr>
           <w:ilvl w:val="0"/>
-          <w:numId w:val="1012"/>
+          <w:numId w:val="1015"/>
         </w:numPr>
       </w:pPr>
       <w:r>
@@ -2564,6 +3822,59 @@
       </w:r>
       <w:r>
         <w:t xml:space="preserve">(capacity-1 edges).</w:t>
+      </w:r>
+    </w:p>
+    <w:p>
+      <w:pPr>
+        <w:pStyle w:val="Compact"/>
+        <w:numPr>
+          <w:ilvl w:val="0"/>
+          <w:numId w:val="1015"/>
+        </w:numPr>
+      </w:pPr>
+      <w:r>
+        <w:t xml:space="preserve">Why add backward residual edges? → to let a later path</w:t>
+      </w:r>
+      <w:r>
+        <w:t xml:space="preserve"> </w:t>
+      </w:r>
+      <w:r>
+        <w:rPr>
+          <w:b/>
+          <w:bCs/>
+        </w:rPr>
+        <w:t xml:space="preserve">undo</w:t>
+      </w:r>
+      <w:r>
+        <w:t xml:space="preserve"> </w:t>
+      </w:r>
+      <w:r>
+        <w:t xml:space="preserve">earlier flow.</w:t>
+      </w:r>
+    </w:p>
+    <w:p>
+      <w:pPr>
+        <w:pStyle w:val="Compact"/>
+        <w:numPr>
+          <w:ilvl w:val="0"/>
+          <w:numId w:val="1015"/>
+        </w:numPr>
+      </w:pPr>
+      <w:r>
+        <w:t xml:space="preserve">König’s theorem (bipartite)? →</w:t>
+      </w:r>
+      <w:r>
+        <w:t xml:space="preserve"> </w:t>
+      </w:r>
+      <w:r>
+        <w:rPr>
+          <w:b/>
+          <w:bCs/>
+        </w:rPr>
+        <w:t xml:space="preserve">max matching = min vertex cover</w:t>
+      </w:r>
+      <w:r>
+        <w:t xml:space="preserve">.</w:t>
       </w:r>
     </w:p>
     <w:p>
@@ -2573,9 +3884,9 @@
         </w:pict>
       </w:r>
     </w:p>
-    <w:bookmarkEnd w:id="38"/>
-    <w:bookmarkEnd w:id="39"/>
-    <w:bookmarkStart w:id="40" w:name="module-10c-concept-review-one-page"/>
+    <w:bookmarkEnd w:id="43"/>
+    <w:bookmarkEnd w:id="44"/>
+    <w:bookmarkStart w:id="45" w:name="module-10c-concept-review-one-page"/>
     <w:p>
       <w:pPr>
         <w:pStyle w:val="Heading2"/>
@@ -2589,7 +3900,7 @@
         <w:pStyle w:val="Compact"/>
         <w:numPr>
           <w:ilvl w:val="0"/>
-          <w:numId w:val="1013"/>
+          <w:numId w:val="1016"/>
         </w:numPr>
       </w:pPr>
       <w:r>
@@ -2617,7 +3928,7 @@
         <w:pStyle w:val="Compact"/>
         <w:numPr>
           <w:ilvl w:val="0"/>
-          <w:numId w:val="1013"/>
+          <w:numId w:val="1016"/>
         </w:numPr>
       </w:pPr>
       <w:r>
@@ -2645,7 +3956,7 @@
         <w:pStyle w:val="Compact"/>
         <w:numPr>
           <w:ilvl w:val="0"/>
-          <w:numId w:val="1013"/>
+          <w:numId w:val="1016"/>
         </w:numPr>
       </w:pPr>
       <w:r>
@@ -2673,7 +3984,7 @@
         <w:pStyle w:val="Compact"/>
         <w:numPr>
           <w:ilvl w:val="0"/>
-          <w:numId w:val="1013"/>
+          <w:numId w:val="1016"/>
         </w:numPr>
       </w:pPr>
       <w:r>
@@ -2717,7 +4028,7 @@
         <w:pStyle w:val="Compact"/>
         <w:numPr>
           <w:ilvl w:val="0"/>
-          <w:numId w:val="1013"/>
+          <w:numId w:val="1016"/>
         </w:numPr>
       </w:pPr>
       <w:r>
@@ -2739,7 +4050,7 @@
         <w:pStyle w:val="Compact"/>
         <w:numPr>
           <w:ilvl w:val="0"/>
-          <w:numId w:val="1013"/>
+          <w:numId w:val="1016"/>
         </w:numPr>
       </w:pPr>
       <w:r>
@@ -2762,8 +4073,8 @@
         <w:t xml:space="preserve">bipartite matching reduces to flow. ICPC/advanced.</w:t>
       </w:r>
     </w:p>
-    <w:bookmarkEnd w:id="40"/>
-    <w:bookmarkStart w:id="41" w:name="module-10c-flash-cards"/>
+    <w:bookmarkEnd w:id="45"/>
+    <w:bookmarkStart w:id="46" w:name="module-10c-flash-cards"/>
     <w:p>
       <w:pPr>
         <w:pStyle w:val="Heading2"/>
@@ -2777,7 +4088,7 @@
         <w:pStyle w:val="Compact"/>
         <w:numPr>
           <w:ilvl w:val="0"/>
-          <w:numId w:val="1014"/>
+          <w:numId w:val="1017"/>
         </w:numPr>
       </w:pPr>
       <w:r>
@@ -2799,7 +4110,7 @@
         <w:pStyle w:val="Compact"/>
         <w:numPr>
           <w:ilvl w:val="0"/>
-          <w:numId w:val="1014"/>
+          <w:numId w:val="1017"/>
         </w:numPr>
       </w:pPr>
       <w:r>
@@ -2821,7 +4132,7 @@
         <w:pStyle w:val="Compact"/>
         <w:numPr>
           <w:ilvl w:val="0"/>
-          <w:numId w:val="1014"/>
+          <w:numId w:val="1017"/>
         </w:numPr>
       </w:pPr>
       <w:r>
@@ -2843,7 +4154,7 @@
         <w:pStyle w:val="Compact"/>
         <w:numPr>
           <w:ilvl w:val="0"/>
-          <w:numId w:val="1014"/>
+          <w:numId w:val="1017"/>
         </w:numPr>
       </w:pPr>
       <w:r>
@@ -2865,7 +4176,7 @@
         <w:pStyle w:val="Compact"/>
         <w:numPr>
           <w:ilvl w:val="0"/>
-          <w:numId w:val="1014"/>
+          <w:numId w:val="1017"/>
         </w:numPr>
       </w:pPr>
       <w:r>
@@ -2882,8 +4193,96 @@
         <w:t xml:space="preserve">A: O(log² n).</w:t>
       </w:r>
     </w:p>
-    <w:bookmarkEnd w:id="41"/>
-    <w:bookmarkStart w:id="42" w:name="module-10c-pattern-recognition"/>
+    <w:p>
+      <w:pPr>
+        <w:pStyle w:val="Compact"/>
+        <w:numPr>
+          <w:ilvl w:val="0"/>
+          <w:numId w:val="1017"/>
+        </w:numPr>
+      </w:pPr>
+      <w:r>
+        <w:t xml:space="preserve">Q: Kosaraju vs Tarjan passes?</w:t>
+      </w:r>
+      <w:r>
+        <w:t xml:space="preserve"> </w:t>
+      </w:r>
+      <w:r>
+        <w:rPr>
+          <w:b/>
+          <w:bCs/>
+        </w:rPr>
+        <w:t xml:space="preserve">A: two vs one DFS.</w:t>
+      </w:r>
+    </w:p>
+    <w:p>
+      <w:pPr>
+        <w:pStyle w:val="Compact"/>
+        <w:numPr>
+          <w:ilvl w:val="0"/>
+          <w:numId w:val="1017"/>
+        </w:numPr>
+      </w:pPr>
+      <w:r>
+        <w:t xml:space="preserve">Q: Bridge condition?</w:t>
+      </w:r>
+      <w:r>
+        <w:t xml:space="preserve"> </w:t>
+      </w:r>
+      <w:r>
+        <w:rPr>
+          <w:b/>
+          <w:bCs/>
+        </w:rPr>
+        <w:t xml:space="preserve">A: low[v] &gt; disc[u].</w:t>
+      </w:r>
+    </w:p>
+    <w:p>
+      <w:pPr>
+        <w:pStyle w:val="Compact"/>
+        <w:numPr>
+          <w:ilvl w:val="0"/>
+          <w:numId w:val="1017"/>
+        </w:numPr>
+      </w:pPr>
+      <w:r>
+        <w:t xml:space="preserve">Q: Binary lifting build cost?</w:t>
+      </w:r>
+      <w:r>
+        <w:t xml:space="preserve"> </w:t>
+      </w:r>
+      <w:r>
+        <w:rPr>
+          <w:b/>
+          <w:bCs/>
+        </w:rPr>
+        <w:t xml:space="preserve">A: O(n log n) time and space.</w:t>
+      </w:r>
+    </w:p>
+    <w:p>
+      <w:pPr>
+        <w:pStyle w:val="Compact"/>
+        <w:numPr>
+          <w:ilvl w:val="0"/>
+          <w:numId w:val="1017"/>
+        </w:numPr>
+      </w:pPr>
+      <w:r>
+        <w:t xml:space="preserve">Q: König’s theorem?</w:t>
+      </w:r>
+      <w:r>
+        <w:t xml:space="preserve"> </w:t>
+      </w:r>
+      <w:r>
+        <w:rPr>
+          <w:b/>
+          <w:bCs/>
+        </w:rPr>
+        <w:t xml:space="preserve">A: max matching = min vertex cover (bipartite).</w:t>
+      </w:r>
+    </w:p>
+    <w:bookmarkEnd w:id="46"/>
+    <w:bookmarkStart w:id="47" w:name="module-10c-pattern-recognition"/>
     <w:p>
       <w:pPr>
         <w:pStyle w:val="Heading2"/>
@@ -2897,7 +4296,7 @@
         <w:pStyle w:val="Compact"/>
         <w:numPr>
           <w:ilvl w:val="0"/>
-          <w:numId w:val="1015"/>
+          <w:numId w:val="1018"/>
         </w:numPr>
       </w:pPr>
       <w:r>
@@ -2928,7 +4327,7 @@
         <w:pStyle w:val="Compact"/>
         <w:numPr>
           <w:ilvl w:val="0"/>
-          <w:numId w:val="1015"/>
+          <w:numId w:val="1018"/>
         </w:numPr>
       </w:pPr>
       <w:r>
@@ -2959,7 +4358,7 @@
         <w:pStyle w:val="Compact"/>
         <w:numPr>
           <w:ilvl w:val="0"/>
-          <w:numId w:val="1015"/>
+          <w:numId w:val="1018"/>
         </w:numPr>
       </w:pPr>
       <w:r>
@@ -2990,7 +4389,7 @@
         <w:pStyle w:val="Compact"/>
         <w:numPr>
           <w:ilvl w:val="0"/>
-          <w:numId w:val="1015"/>
+          <w:numId w:val="1018"/>
         </w:numPr>
       </w:pPr>
       <w:r>
@@ -3035,7 +4434,7 @@
         <w:pStyle w:val="Compact"/>
         <w:numPr>
           <w:ilvl w:val="0"/>
-          <w:numId w:val="1015"/>
+          <w:numId w:val="1018"/>
         </w:numPr>
       </w:pPr>
       <w:r>
@@ -3061,8 +4460,70 @@
         <w:t xml:space="preserve">.</w:t>
       </w:r>
     </w:p>
-    <w:bookmarkEnd w:id="42"/>
-    <w:bookmarkStart w:id="43" w:name="module-10c-interview-cp-questions"/>
+    <w:p>
+      <w:pPr>
+        <w:pStyle w:val="Compact"/>
+        <w:numPr>
+          <w:ilvl w:val="0"/>
+          <w:numId w:val="1018"/>
+        </w:numPr>
+      </w:pPr>
+      <w:r>
+        <w:t xml:space="preserve">“Assign workers to jobs / max pairings”</w:t>
+      </w:r>
+      <w:r>
+        <w:t xml:space="preserve"> </w:t>
+      </w:r>
+      <w:r>
+        <w:t xml:space="preserve">→</w:t>
+      </w:r>
+      <w:r>
+        <w:t xml:space="preserve"> </w:t>
+      </w:r>
+      <w:r>
+        <w:rPr>
+          <w:b/>
+          <w:bCs/>
+        </w:rPr>
+        <w:t xml:space="preserve">bipartite matching (max-flow)</w:t>
+      </w:r>
+      <w:r>
+        <w:t xml:space="preserve">.</w:t>
+      </w:r>
+    </w:p>
+    <w:p>
+      <w:pPr>
+        <w:pStyle w:val="Compact"/>
+        <w:numPr>
+          <w:ilvl w:val="0"/>
+          <w:numId w:val="1018"/>
+        </w:numPr>
+      </w:pPr>
+      <w:r>
+        <w:t xml:space="preserve">“Most flow / cheapest set of edges to cut s from t”</w:t>
+      </w:r>
+      <w:r>
+        <w:t xml:space="preserve"> </w:t>
+      </w:r>
+      <w:r>
+        <w:t xml:space="preserve">→</w:t>
+      </w:r>
+      <w:r>
+        <w:t xml:space="preserve"> </w:t>
+      </w:r>
+      <w:r>
+        <w:rPr>
+          <w:b/>
+          <w:bCs/>
+        </w:rPr>
+        <w:t xml:space="preserve">max-flow = min-cut</w:t>
+      </w:r>
+      <w:r>
+        <w:t xml:space="preserve">.</w:t>
+      </w:r>
+    </w:p>
+    <w:bookmarkEnd w:id="47"/>
+    <w:bookmarkStart w:id="48" w:name="module-10c-interview-cp-questions"/>
     <w:p>
       <w:pPr>
         <w:pStyle w:val="Heading2"/>
@@ -3076,7 +4537,7 @@
         <w:pStyle w:val="Compact"/>
         <w:numPr>
           <w:ilvl w:val="0"/>
-          <w:numId w:val="1016"/>
+          <w:numId w:val="1019"/>
         </w:numPr>
       </w:pPr>
       <w:r>
@@ -3114,7 +4575,7 @@
         <w:pStyle w:val="Compact"/>
         <w:numPr>
           <w:ilvl w:val="0"/>
-          <w:numId w:val="1016"/>
+          <w:numId w:val="1019"/>
         </w:numPr>
       </w:pPr>
       <w:r>
@@ -3130,7 +4591,7 @@
         <w:pStyle w:val="Compact"/>
         <w:numPr>
           <w:ilvl w:val="0"/>
-          <w:numId w:val="1016"/>
+          <w:numId w:val="1019"/>
         </w:numPr>
       </w:pPr>
       <w:r>
@@ -3152,7 +4613,7 @@
         <w:pStyle w:val="Compact"/>
         <w:numPr>
           <w:ilvl w:val="0"/>
-          <w:numId w:val="1016"/>
+          <w:numId w:val="1019"/>
         </w:numPr>
       </w:pPr>
       <w:r>
@@ -3169,8 +4630,8 @@
         <w:t xml:space="preserve">→ SCC condensation + topo.</w:t>
       </w:r>
     </w:p>
-    <w:bookmarkEnd w:id="43"/>
-    <w:bookmarkStart w:id="44" w:name="X46abfbd491cdcfcfbda53992635824814b341d3"/>
+    <w:bookmarkEnd w:id="48"/>
+    <w:bookmarkStart w:id="49" w:name="X46abfbd491cdcfcfbda53992635824814b341d3"/>
     <w:p>
       <w:pPr>
         <w:pStyle w:val="Heading2"/>
@@ -3184,7 +4645,7 @@
         <w:pStyle w:val="Compact"/>
         <w:numPr>
           <w:ilvl w:val="0"/>
-          <w:numId w:val="1017"/>
+          <w:numId w:val="1020"/>
         </w:numPr>
       </w:pPr>
       <w:r>
@@ -3228,7 +4689,7 @@
         <w:pStyle w:val="Compact"/>
         <w:numPr>
           <w:ilvl w:val="0"/>
-          <w:numId w:val="1017"/>
+          <w:numId w:val="1020"/>
         </w:numPr>
       </w:pPr>
       <w:r>
@@ -3290,8 +4751,8 @@
         <w:t xml:space="preserve">Algorithms — with visuals.</w:t>
       </w:r>
     </w:p>
-    <w:bookmarkEnd w:id="44"/>
-    <w:bookmarkEnd w:id="45"/>
+    <w:bookmarkEnd w:id="49"/>
+    <w:bookmarkEnd w:id="50"/>
     <w:sectPr>
       <w:footnotePr>
         <w:numRestart w:val="eachSect"/>
@@ -3696,6 +5157,9 @@
     <w:abstractNumId w:val="991"/>
   </w:num>
   <w:num w:numId="1008">
+    <w:abstractNumId w:val="991"/>
+  </w:num>
+  <w:num w:numId="1009">
     <w:abstractNumId w:val="99411"/>
     <w:lvlOverride w:ilvl="0">
       <w:startOverride w:val="1"/>
@@ -3725,10 +5189,10 @@
       <w:startOverride w:val="1"/>
     </w:lvlOverride>
   </w:num>
-  <w:num w:numId="1009">
+  <w:num w:numId="1010">
     <w:abstractNumId w:val="991"/>
   </w:num>
-  <w:num w:numId="1010">
+  <w:num w:numId="1011">
     <w:abstractNumId w:val="99411"/>
     <w:lvlOverride w:ilvl="0">
       <w:startOverride w:val="1"/>
@@ -3758,10 +5222,16 @@
       <w:startOverride w:val="1"/>
     </w:lvlOverride>
   </w:num>
-  <w:num w:numId="1011">
+  <w:num w:numId="1012">
     <w:abstractNumId w:val="991"/>
   </w:num>
-  <w:num w:numId="1012">
+  <w:num w:numId="1013">
+    <w:abstractNumId w:val="991"/>
+  </w:num>
+  <w:num w:numId="1014">
+    <w:abstractNumId w:val="991"/>
+  </w:num>
+  <w:num w:numId="1015">
     <w:abstractNumId w:val="99411"/>
     <w:lvlOverride w:ilvl="0">
       <w:startOverride w:val="1"/>
@@ -3791,16 +5261,16 @@
       <w:startOverride w:val="1"/>
     </w:lvlOverride>
   </w:num>
-  <w:num w:numId="1013">
+  <w:num w:numId="1016">
     <w:abstractNumId w:val="991"/>
   </w:num>
-  <w:num w:numId="1014">
+  <w:num w:numId="1017">
     <w:abstractNumId w:val="991"/>
   </w:num>
-  <w:num w:numId="1015">
+  <w:num w:numId="1018">
     <w:abstractNumId w:val="991"/>
   </w:num>
-  <w:num w:numId="1016">
+  <w:num w:numId="1019">
     <w:abstractNumId w:val="99411"/>
     <w:lvlOverride w:ilvl="0">
       <w:startOverride w:val="1"/>
@@ -3830,7 +5300,7 @@
       <w:startOverride w:val="1"/>
     </w:lvlOverride>
   </w:num>
-  <w:num w:numId="1017">
+  <w:num w:numId="1020">
     <w:abstractNumId w:val="991"/>
   </w:num>
 </w:numbering>

--- a/SITP/DSA-Notes/M10c_Graphs_Advanced.docx
+++ b/SITP/DSA-Notes/M10c_Graphs_Advanced.docx
@@ -5842,24 +5842,34 @@
   <w:style w:default="1" w:styleId="Table" w:type="table">
     <w:name w:val="Table"/>
     <w:basedOn w:val="TableNormal"/>
-    <w:semiHidden/>
-    <w:unhideWhenUsed/>
     <w:qFormat/>
     <w:tblPr>
       <w:tblInd w:type="dxa" w:w="0"/>
+      <w:tblBorders>
+        <w:top w:color="808080" w:space="0" w:sz="4" w:val="single"/>
+        <w:left w:color="808080" w:space="0" w:sz="4" w:val="single"/>
+        <w:bottom w:color="808080" w:space="0" w:sz="4" w:val="single"/>
+        <w:right w:color="808080" w:space="0" w:sz="4" w:val="single"/>
+        <w:insideH w:color="BFBFBF" w:space="0" w:sz="4" w:val="single"/>
+        <w:insideV w:color="BFBFBF" w:space="0" w:sz="4" w:val="single"/>
+      </w:tblBorders>
       <w:tblCellMar>
-        <w:top w:type="dxa" w:w="0"/>
+        <w:top w:type="dxa" w:w="40"/>
         <w:left w:type="dxa" w:w="108"/>
-        <w:bottom w:type="dxa" w:w="0"/>
+        <w:bottom w:type="dxa" w:w="40"/>
         <w:right w:type="dxa" w:w="108"/>
       </w:tblCellMar>
     </w:tblPr>
     <w:tblStylePr w:type="firstRow">
+      <w:rPr>
+        <w:b/>
+      </w:rPr>
       <w:tcPr>
+        <w:shd w:color="auto" w:fill="DDEBF7" w:val="clear"/>
         <w:tcBorders>
-          <w:bottom w:val="single"/>
+          <w:bottom w:color="1F4E78" w:space="0" w:sz="8" w:val="single"/>
         </w:tcBorders>
-        <w:vAlign w:val="bottom"/>
+        <w:vAlign w:val="center"/>
       </w:tcPr>
     </w:tblStylePr>
   </w:style>
